--- a/lessons/3-7-group2/homework.docx
+++ b/lessons/3-7-group2/homework.docx
@@ -80,7 +80,7 @@
         <w:spacing w:after="60" w:before="0"/>
       </w:pPr>
       <w:r>
-        <w:t xml:space="preserve">Content: I can solve real-world rate problems by finding and using unit rates, explain why the method works, and use it on a problem I have not seen before.</w:t>
+        <w:t xml:space="preserve">Content: I can use ratio reasoning to convert measurements between the customary and metric systems, explain why the method works, and use it on a problem I have not seen before.</w:t>
       </w:r>
     </w:p>
     <w:p>
@@ -161,10 +161,10 @@
           <w:b/>
           <w:bCs/>
         </w:rPr>
-        <w:t xml:space="preserve">Ratio and Rate Problem Solving (Resolución de problemas de razones y tasas)</w:t>
-      </w:r>
-      <w:r>
-        <w:t xml:space="preserve"> — Use ratios and rates to compare quantities and solve real-world problems.</w:t>
+        <w:t xml:space="preserve">Convert Measurements Between Systems (Convertir medidas entre sistemas)</w:t>
+      </w:r>
+      <w:r>
+        <w:t xml:space="preserve"> — Rewriting a customary measurement as a metric one, or the reverse, so two amounts can be compared.</w:t>
       </w:r>
     </w:p>
     <w:p>
@@ -224,10 +224,10 @@
           <w:b/>
           <w:bCs/>
         </w:rPr>
-        <w:t xml:space="preserve">Rate (Tasa)</w:t>
-      </w:r>
-      <w:r>
-        <w:t xml:space="preserve"> — A ratio comparing two amounts with different units, like miles per hour.</w:t>
+        <w:t xml:space="preserve">Conversion factor (Factor de conversión)</w:t>
+      </w:r>
+      <w:r>
+        <w:t xml:space="preserve"> — The ratio that links a unit in one system to a unit in the other, such as 1 mile to about 1.609 kilometers.</w:t>
       </w:r>
     </w:p>
     <w:p>
@@ -255,7 +255,7 @@
                     </pic:cNvPicPr>
                   </pic:nvPicPr>
                   <pic:blipFill>
-                    <a:blip r:embed="rId8" cstate="none"/>
+                    <a:blip r:embed="rId7" cstate="none"/>
                     <a:srcRect/>
                     <a:stretch>
                       <a:fillRect/>
@@ -287,10 +287,10 @@
           <w:b/>
           <w:bCs/>
         </w:rPr>
-        <w:t xml:space="preserve">Unit rate (Tasa unitaria)</w:t>
-      </w:r>
-      <w:r>
-        <w:t xml:space="preserve"> — A rate for just 1 of something, like cost for 1 item.</w:t>
+        <w:t xml:space="preserve">Customary system (Sistema usual)</w:t>
+      </w:r>
+      <w:r>
+        <w:t xml:space="preserve"> — The measurement system used in the United States: inches, feet, miles, ounces, pounds, cups, quarts, gallons.</w:t>
       </w:r>
     </w:p>
     <w:p>
@@ -318,7 +318,7 @@
                     </pic:cNvPicPr>
                   </pic:nvPicPr>
                   <pic:blipFill>
-                    <a:blip r:embed="rId8" cstate="none"/>
+                    <a:blip r:embed="rId7" cstate="none"/>
                     <a:srcRect/>
                     <a:stretch>
                       <a:fillRect/>
@@ -350,10 +350,10 @@
           <w:b/>
           <w:bCs/>
         </w:rPr>
-        <w:t xml:space="preserve">Per (Por)</w:t>
-      </w:r>
-      <w:r>
-        <w:t xml:space="preserve"> — For each one. Example: 5 dollars per book.</w:t>
+        <w:t xml:space="preserve">Metric system (Sistema métrico)</w:t>
+      </w:r>
+      <w:r>
+        <w:t xml:space="preserve"> — The measurement system used in most of the world, built on tens: centimeters, meters, kilometers, grams, kilograms, liters.</w:t>
       </w:r>
     </w:p>
     <w:p>
@@ -413,10 +413,10 @@
           <w:b/>
           <w:bCs/>
         </w:rPr>
-        <w:t xml:space="preserve">Problem solving (Resolución de problemas)</w:t>
-      </w:r>
-      <w:r>
-        <w:t xml:space="preserve"> — Using ratios and rates to find a missing amount.</w:t>
+        <w:t xml:space="preserve">Approximately (Aproximadamente)</w:t>
+      </w:r>
+      <w:r>
+        <w:t xml:space="preserve"> — Close to, but not exactly equal. Conversions between systems are almost always approximate, so they use the ≈ sign.</w:t>
       </w:r>
     </w:p>
     <w:p>
@@ -476,10 +476,73 @@
           <w:b/>
           <w:bCs/>
         </w:rPr>
-        <w:t xml:space="preserve">Proportion (Proporción)</w:t>
-      </w:r>
-      <w:r>
-        <w:t xml:space="preserve"> — A math sentence saying two ratios are equal. It helps find a missing number.</w:t>
+        <w:t xml:space="preserve">Ratio table (Tabla de razones)</w:t>
+      </w:r>
+      <w:r>
+        <w:t xml:space="preserve"> — A table of equal ratios used to scale a conversion factor up to the amount you actually need.</w:t>
+      </w:r>
+    </w:p>
+    <w:p>
+      <w:pPr>
+        <w:keepNext/>
+        <w:spacing w:after="20" w:before="80"/>
+        <w:jc w:val="center"/>
+      </w:pPr>
+      <w:r>
+        <w:drawing>
+          <wp:inline distT="0" distB="0" distL="0" distR="0">
+            <wp:extent cx="1047750" cy="790575"/>
+            <wp:effectExtent t="0" r="0" b="0" l="0"/>
+            <wp:docPr id="1" name="" descr="" title=""/>
+            <wp:cNvGraphicFramePr>
+              <a:graphicFrameLocks xmlns:a="http://schemas.openxmlformats.org/drawingml/2006/main" noChangeAspect="1"/>
+            </wp:cNvGraphicFramePr>
+            <a:graphic xmlns:a="http://schemas.openxmlformats.org/drawingml/2006/main">
+              <a:graphicData uri="http://schemas.openxmlformats.org/drawingml/2006/picture">
+                <pic:pic xmlns:pic="http://schemas.openxmlformats.org/drawingml/2006/picture">
+                  <pic:nvPicPr>
+                    <pic:cNvPr id="0" name="" descr=""/>
+                    <pic:cNvPicPr>
+                      <a:picLocks noChangeAspect="1" noChangeArrowheads="1"/>
+                    </pic:cNvPicPr>
+                  </pic:nvPicPr>
+                  <pic:blipFill>
+                    <a:blip r:embed="rId9" cstate="none"/>
+                    <a:srcRect/>
+                    <a:stretch>
+                      <a:fillRect/>
+                    </a:stretch>
+                  </pic:blipFill>
+                  <pic:spPr bwMode="auto">
+                    <a:xfrm>
+                      <a:off x="0" y="0"/>
+                      <a:ext cx="1047750" cy="790575"/>
+                    </a:xfrm>
+                    <a:prstGeom prst="rect">
+                      <a:avLst/>
+                    </a:prstGeom>
+                  </pic:spPr>
+                </pic:pic>
+              </a:graphicData>
+            </a:graphic>
+          </wp:inline>
+        </w:drawing>
+      </w:r>
+    </w:p>
+    <w:p>
+      <w:pPr>
+        <w:keepNext/>
+        <w:spacing w:after="120"/>
+      </w:pPr>
+      <w:r>
+        <w:rPr>
+          <w:b/>
+          <w:bCs/>
+        </w:rPr>
+        <w:t xml:space="preserve">Ratio and Rate Problem Solving (Resolución de problemas de razones y tasas)</w:t>
+      </w:r>
+      <w:r>
+        <w:t xml:space="preserve"> — Use ratios and rates to compare quantities and solve real-world problems.</w:t>
       </w:r>
     </w:p>
     <w:p>
@@ -539,10 +602,262 @@
           <w:b/>
           <w:bCs/>
         </w:rPr>
-        <w:t xml:space="preserve">Ratio table (Tabla de razones)</w:t>
-      </w:r>
-      <w:r>
-        <w:t xml:space="preserve"> — A table of equal ratios that shows a pattern.</w:t>
+        <w:t xml:space="preserve">Rate (Tasa)</w:t>
+      </w:r>
+      <w:r>
+        <w:t xml:space="preserve"> — A ratio comparing two amounts with different units, like miles per hour.</w:t>
+      </w:r>
+    </w:p>
+    <w:p>
+      <w:pPr>
+        <w:keepNext/>
+        <w:spacing w:after="20" w:before="80"/>
+        <w:jc w:val="center"/>
+      </w:pPr>
+      <w:r>
+        <w:drawing>
+          <wp:inline distT="0" distB="0" distL="0" distR="0">
+            <wp:extent cx="1047750" cy="790575"/>
+            <wp:effectExtent t="0" r="0" b="0" l="0"/>
+            <wp:docPr id="1" name="" descr="" title=""/>
+            <wp:cNvGraphicFramePr>
+              <a:graphicFrameLocks xmlns:a="http://schemas.openxmlformats.org/drawingml/2006/main" noChangeAspect="1"/>
+            </wp:cNvGraphicFramePr>
+            <a:graphic xmlns:a="http://schemas.openxmlformats.org/drawingml/2006/main">
+              <a:graphicData uri="http://schemas.openxmlformats.org/drawingml/2006/picture">
+                <pic:pic xmlns:pic="http://schemas.openxmlformats.org/drawingml/2006/picture">
+                  <pic:nvPicPr>
+                    <pic:cNvPr id="0" name="" descr=""/>
+                    <pic:cNvPicPr>
+                      <a:picLocks noChangeAspect="1" noChangeArrowheads="1"/>
+                    </pic:cNvPicPr>
+                  </pic:nvPicPr>
+                  <pic:blipFill>
+                    <a:blip r:embed="rId11" cstate="none"/>
+                    <a:srcRect/>
+                    <a:stretch>
+                      <a:fillRect/>
+                    </a:stretch>
+                  </pic:blipFill>
+                  <pic:spPr bwMode="auto">
+                    <a:xfrm>
+                      <a:off x="0" y="0"/>
+                      <a:ext cx="1047750" cy="790575"/>
+                    </a:xfrm>
+                    <a:prstGeom prst="rect">
+                      <a:avLst/>
+                    </a:prstGeom>
+                  </pic:spPr>
+                </pic:pic>
+              </a:graphicData>
+            </a:graphic>
+          </wp:inline>
+        </w:drawing>
+      </w:r>
+    </w:p>
+    <w:p>
+      <w:pPr>
+        <w:keepNext/>
+        <w:spacing w:after="120"/>
+      </w:pPr>
+      <w:r>
+        <w:rPr>
+          <w:b/>
+          <w:bCs/>
+        </w:rPr>
+        <w:t xml:space="preserve">Unit rate (Tasa unitaria)</w:t>
+      </w:r>
+      <w:r>
+        <w:t xml:space="preserve"> — A rate for just 1 of something, like cost for 1 item.</w:t>
+      </w:r>
+    </w:p>
+    <w:p>
+      <w:pPr>
+        <w:keepNext/>
+        <w:spacing w:after="20" w:before="80"/>
+        <w:jc w:val="center"/>
+      </w:pPr>
+      <w:r>
+        <w:drawing>
+          <wp:inline distT="0" distB="0" distL="0" distR="0">
+            <wp:extent cx="1047750" cy="790575"/>
+            <wp:effectExtent t="0" r="0" b="0" l="0"/>
+            <wp:docPr id="1" name="" descr="" title=""/>
+            <wp:cNvGraphicFramePr>
+              <a:graphicFrameLocks xmlns:a="http://schemas.openxmlformats.org/drawingml/2006/main" noChangeAspect="1"/>
+            </wp:cNvGraphicFramePr>
+            <a:graphic xmlns:a="http://schemas.openxmlformats.org/drawingml/2006/main">
+              <a:graphicData uri="http://schemas.openxmlformats.org/drawingml/2006/picture">
+                <pic:pic xmlns:pic="http://schemas.openxmlformats.org/drawingml/2006/picture">
+                  <pic:nvPicPr>
+                    <pic:cNvPr id="0" name="" descr=""/>
+                    <pic:cNvPicPr>
+                      <a:picLocks noChangeAspect="1" noChangeArrowheads="1"/>
+                    </pic:cNvPicPr>
+                  </pic:nvPicPr>
+                  <pic:blipFill>
+                    <a:blip r:embed="rId11" cstate="none"/>
+                    <a:srcRect/>
+                    <a:stretch>
+                      <a:fillRect/>
+                    </a:stretch>
+                  </pic:blipFill>
+                  <pic:spPr bwMode="auto">
+                    <a:xfrm>
+                      <a:off x="0" y="0"/>
+                      <a:ext cx="1047750" cy="790575"/>
+                    </a:xfrm>
+                    <a:prstGeom prst="rect">
+                      <a:avLst/>
+                    </a:prstGeom>
+                  </pic:spPr>
+                </pic:pic>
+              </a:graphicData>
+            </a:graphic>
+          </wp:inline>
+        </w:drawing>
+      </w:r>
+    </w:p>
+    <w:p>
+      <w:pPr>
+        <w:keepNext/>
+        <w:spacing w:after="120"/>
+      </w:pPr>
+      <w:r>
+        <w:rPr>
+          <w:b/>
+          <w:bCs/>
+        </w:rPr>
+        <w:t xml:space="preserve">Per (Por)</w:t>
+      </w:r>
+      <w:r>
+        <w:t xml:space="preserve"> — For each one. Example: 5 dollars per book.</w:t>
+      </w:r>
+    </w:p>
+    <w:p>
+      <w:pPr>
+        <w:keepNext/>
+        <w:spacing w:after="20" w:before="80"/>
+        <w:jc w:val="center"/>
+      </w:pPr>
+      <w:r>
+        <w:drawing>
+          <wp:inline distT="0" distB="0" distL="0" distR="0">
+            <wp:extent cx="1047750" cy="790575"/>
+            <wp:effectExtent t="0" r="0" b="0" l="0"/>
+            <wp:docPr id="1" name="" descr="" title=""/>
+            <wp:cNvGraphicFramePr>
+              <a:graphicFrameLocks xmlns:a="http://schemas.openxmlformats.org/drawingml/2006/main" noChangeAspect="1"/>
+            </wp:cNvGraphicFramePr>
+            <a:graphic xmlns:a="http://schemas.openxmlformats.org/drawingml/2006/main">
+              <a:graphicData uri="http://schemas.openxmlformats.org/drawingml/2006/picture">
+                <pic:pic xmlns:pic="http://schemas.openxmlformats.org/drawingml/2006/picture">
+                  <pic:nvPicPr>
+                    <pic:cNvPr id="0" name="" descr=""/>
+                    <pic:cNvPicPr>
+                      <a:picLocks noChangeAspect="1" noChangeArrowheads="1"/>
+                    </pic:cNvPicPr>
+                  </pic:nvPicPr>
+                  <pic:blipFill>
+                    <a:blip r:embed="rId12" cstate="none"/>
+                    <a:srcRect/>
+                    <a:stretch>
+                      <a:fillRect/>
+                    </a:stretch>
+                  </pic:blipFill>
+                  <pic:spPr bwMode="auto">
+                    <a:xfrm>
+                      <a:off x="0" y="0"/>
+                      <a:ext cx="1047750" cy="790575"/>
+                    </a:xfrm>
+                    <a:prstGeom prst="rect">
+                      <a:avLst/>
+                    </a:prstGeom>
+                  </pic:spPr>
+                </pic:pic>
+              </a:graphicData>
+            </a:graphic>
+          </wp:inline>
+        </w:drawing>
+      </w:r>
+    </w:p>
+    <w:p>
+      <w:pPr>
+        <w:keepNext/>
+        <w:spacing w:after="120"/>
+      </w:pPr>
+      <w:r>
+        <w:rPr>
+          <w:b/>
+          <w:bCs/>
+        </w:rPr>
+        <w:t xml:space="preserve">Problem solving (Resolución de problemas)</w:t>
+      </w:r>
+      <w:r>
+        <w:t xml:space="preserve"> — Using ratios and rates to find a missing amount.</w:t>
+      </w:r>
+    </w:p>
+    <w:p>
+      <w:pPr>
+        <w:keepNext/>
+        <w:spacing w:after="20" w:before="80"/>
+        <w:jc w:val="center"/>
+      </w:pPr>
+      <w:r>
+        <w:drawing>
+          <wp:inline distT="0" distB="0" distL="0" distR="0">
+            <wp:extent cx="1047750" cy="790575"/>
+            <wp:effectExtent t="0" r="0" b="0" l="0"/>
+            <wp:docPr id="1" name="" descr="" title=""/>
+            <wp:cNvGraphicFramePr>
+              <a:graphicFrameLocks xmlns:a="http://schemas.openxmlformats.org/drawingml/2006/main" noChangeAspect="1"/>
+            </wp:cNvGraphicFramePr>
+            <a:graphic xmlns:a="http://schemas.openxmlformats.org/drawingml/2006/main">
+              <a:graphicData uri="http://schemas.openxmlformats.org/drawingml/2006/picture">
+                <pic:pic xmlns:pic="http://schemas.openxmlformats.org/drawingml/2006/picture">
+                  <pic:nvPicPr>
+                    <pic:cNvPr id="0" name="" descr=""/>
+                    <pic:cNvPicPr>
+                      <a:picLocks noChangeAspect="1" noChangeArrowheads="1"/>
+                    </pic:cNvPicPr>
+                  </pic:nvPicPr>
+                  <pic:blipFill>
+                    <a:blip r:embed="rId13" cstate="none"/>
+                    <a:srcRect/>
+                    <a:stretch>
+                      <a:fillRect/>
+                    </a:stretch>
+                  </pic:blipFill>
+                  <pic:spPr bwMode="auto">
+                    <a:xfrm>
+                      <a:off x="0" y="0"/>
+                      <a:ext cx="1047750" cy="790575"/>
+                    </a:xfrm>
+                    <a:prstGeom prst="rect">
+                      <a:avLst/>
+                    </a:prstGeom>
+                  </pic:spPr>
+                </pic:pic>
+              </a:graphicData>
+            </a:graphic>
+          </wp:inline>
+        </w:drawing>
+      </w:r>
+    </w:p>
+    <w:p>
+      <w:pPr>
+        <w:keepNext/>
+        <w:spacing w:after="120"/>
+      </w:pPr>
+      <w:r>
+        <w:rPr>
+          <w:b/>
+          <w:bCs/>
+        </w:rPr>
+        <w:t xml:space="preserve">Proportion (Proporción)</w:t>
+      </w:r>
+      <w:r>
+        <w:t xml:space="preserve"> — A math sentence saying two ratios are equal. It helps find a missing number.</w:t>
       </w:r>
     </w:p>
     <w:p>
@@ -579,7 +894,7 @@
           <w:b/>
           <w:bCs/>
         </w:rPr>
-        <w:t xml:space="preserve">1. A car travels 150 miles in 3 hours. A bus travels 200 miles in 5 hours. Which vehicle is faster?</w:t>
+        <w:t xml:space="preserve">1. A dog weighs 31 pounds. Flea medicine comes in packages for 4–10 kg, 10–25 kg, and 25–40 kg. Which package is correct?</w:t>
       </w:r>
     </w:p>
     <w:p>
@@ -587,7 +902,7 @@
         <w:spacing w:after="40" w:before="0"/>
       </w:pPr>
       <w:r>
-        <w:t xml:space="preserve">     A. The car</w:t>
+        <w:t xml:space="preserve">     A. The 10–25 kg package</w:t>
       </w:r>
     </w:p>
     <w:p>
@@ -595,7 +910,7 @@
         <w:spacing w:after="40" w:before="0"/>
       </w:pPr>
       <w:r>
-        <w:t xml:space="preserve">     B. The bus</w:t>
+        <w:t xml:space="preserve">     B. The 4–10 kg package</w:t>
       </w:r>
     </w:p>
     <w:p>
@@ -603,7 +918,7 @@
         <w:spacing w:after="40" w:before="0"/>
       </w:pPr>
       <w:r>
-        <w:t xml:space="preserve">     C. Same speed</w:t>
+        <w:t xml:space="preserve">     C. The 25–40 kg package</w:t>
       </w:r>
     </w:p>
     <w:p>
@@ -611,7 +926,7 @@
         <w:spacing w:after="40" w:before="0"/>
       </w:pPr>
       <w:r>
-        <w:t xml:space="preserve">     D. Cannot determine</w:t>
+        <w:t xml:space="preserve">     D. None — 31 is above every range</w:t>
       </w:r>
     </w:p>
     <w:p>
@@ -634,7 +949,7 @@
           <w:b/>
           <w:bCs/>
         </w:rPr>
-        <w:t xml:space="preserve">2. Spot the Smoothie Mistake</w:t>
+        <w:t xml:space="preserve">2. Find the error</w:t>
       </w:r>
     </w:p>
     <w:p>
@@ -642,7 +957,7 @@
         <w:spacing w:after="40" w:before="0"/>
       </w:pPr>
       <w:r>
-        <w:t xml:space="preserve">   Step 1 (Read the problem): A smoothie stand makes 18 smoothies in 6 minutes. How many smoothies can it make in 10 minutes at the same rate?</w:t>
+        <w:t xml:space="preserve">   Step 1 (Setup): A recipe calls for 2 pounds of flour. The scale is metric. (1 lb ≈ 0.45 kg)</w:t>
       </w:r>
     </w:p>
     <w:p>
@@ -650,7 +965,7 @@
         <w:spacing w:after="40" w:before="0"/>
       </w:pPr>
       <w:r>
-        <w:t xml:space="preserve">   Step 2 (Find the unit rate): 6 minutes ÷ 18 smoothies = 0.33 minute per smoothie</w:t>
+        <w:t xml:space="preserve">   Step 2 (Step 1): The conversion factor is 1 : 0.45.</w:t>
       </w:r>
     </w:p>
     <w:p>
@@ -658,7 +973,7 @@
         <w:spacing w:after="40" w:before="0"/>
       </w:pPr>
       <w:r>
-        <w:t xml:space="preserve">   Step 3 (Find smoothies in 10 minutes): 0.33 × 10 = about 3.3 smoothies</w:t>
+        <w:t xml:space="preserve">   Step 3 (Step 2): 0.45 × 2 = 0.9, so 2 pounds ≈ 0.9 kilogram.</w:t>
       </w:r>
     </w:p>
     <w:p>
@@ -666,7 +981,7 @@
         <w:spacing w:after="40" w:before="0"/>
       </w:pPr>
       <w:r>
-        <w:t xml:space="preserve">   Step 4 (Answer): About 3 smoothies in 10 minutes</w:t>
+        <w:t xml:space="preserve">   Step 4 (Step 3): 2 pounds = 0.9 kilogram exactly.</w:t>
       </w:r>
     </w:p>
     <w:p>
@@ -723,7 +1038,63 @@
           <w:b/>
           <w:bCs/>
         </w:rPr>
-        <w:t xml:space="preserve">3. Find Mia's Mistake</w:t>
+        <w:t xml:space="preserve">3. </w:t>
+      </w:r>
+    </w:p>
+    <w:p>
+      <w:pPr>
+        <w:spacing w:after="60" w:before="120"/>
+      </w:pPr>
+      <w:r>
+        <w:rPr>
+          <w:color w:val="BBBBBB"/>
+        </w:rPr>
+        <w:t xml:space="preserve">______________________________________________________________________</w:t>
+      </w:r>
+    </w:p>
+    <w:p>
+      <w:pPr>
+        <w:spacing w:after="60" w:before="120"/>
+      </w:pPr>
+      <w:r>
+        <w:rPr>
+          <w:color w:val="BBBBBB"/>
+        </w:rPr>
+        <w:t xml:space="preserve">______________________________________________________________________</w:t>
+      </w:r>
+    </w:p>
+    <w:p>
+      <w:pPr>
+        <w:spacing w:after="60" w:before="120"/>
+      </w:pPr>
+      <w:r>
+        <w:rPr>
+          <w:color w:val="BBBBBB"/>
+        </w:rPr>
+        <w:t xml:space="preserve">______________________________________________________________________</w:t>
+      </w:r>
+    </w:p>
+    <w:p>
+      <w:pPr>
+        <w:spacing w:after="60" w:before="120"/>
+      </w:pPr>
+      <w:r>
+        <w:rPr>
+          <w:color w:val="BBBBBB"/>
+        </w:rPr>
+        <w:t xml:space="preserve">______________________________________________________________________</w:t>
+      </w:r>
+    </w:p>
+    <w:p>
+      <w:pPr>
+        <w:spacing w:after="80" w:before="0"/>
+      </w:pPr>
+      <w:r>
+        <w:rPr>
+          <w:b/>
+          <w:bCs/>
+        </w:rPr>
+        <w:t xml:space="preserve">4. 1 inch ≈ 2.54 cm. About how many centimeters is 4 inches?</w:t>
       </w:r>
     </w:p>
     <w:p>
@@ -731,7 +1102,7 @@
         <w:spacing w:after="40" w:before="0"/>
       </w:pPr>
       <w:r>
-        <w:t xml:space="preserve">   Step 1 (Read the problem): A store sells 6 oranges for $4.50. What is the cost of 10 oranges?</w:t>
+        <w:t xml:space="preserve">     A. 10.16 cm</w:t>
       </w:r>
     </w:p>
     <w:p>
@@ -739,7 +1110,7 @@
         <w:spacing w:after="40" w:before="0"/>
       </w:pPr>
       <w:r>
-        <w:t xml:space="preserve">   Step 2 (Find the unit rate): $4.50 ÷ 6 = $0.75 per orange</w:t>
+        <w:t xml:space="preserve">     B. 6.54 cm</w:t>
       </w:r>
     </w:p>
     <w:p>
@@ -747,7 +1118,7 @@
         <w:spacing w:after="40" w:before="0"/>
       </w:pPr>
       <w:r>
-        <w:t xml:space="preserve">   Step 3 (Multiply for 10 oranges): $0.75 + 10 = $10.75</w:t>
+        <w:t xml:space="preserve">     C. 1.57 cm</w:t>
       </w:r>
     </w:p>
     <w:p>
@@ -755,52 +1126,96 @@
         <w:spacing w:after="40" w:before="0"/>
       </w:pPr>
       <w:r>
-        <w:t xml:space="preserve">   Step 4 (Answer): 10 oranges cost $10.75</w:t>
-      </w:r>
-    </w:p>
-    <w:p>
-      <w:pPr>
-        <w:spacing w:after="60" w:before="0"/>
+        <w:t xml:space="preserve">     D. 254 cm</w:t>
+      </w:r>
+    </w:p>
+    <w:p>
+      <w:pPr>
+        <w:spacing w:after="60" w:before="120"/>
+      </w:pPr>
+      <w:r>
+        <w:rPr>
+          <w:color w:val="BBBBBB"/>
+        </w:rPr>
+        <w:t xml:space="preserve">______________________________________________________________________</w:t>
+      </w:r>
+    </w:p>
+    <w:p>
+      <w:r>
+        <w:br w:type="page"/>
+      </w:r>
+    </w:p>
+    <w:p>
+      <w:pPr>
+        <w:pStyle w:val="Heading1"/>
+        <w:spacing w:after="120"/>
+      </w:pPr>
+      <w:r>
+        <w:rPr>
+          <w:b/>
+          <w:bCs/>
+        </w:rPr>
+        <w:t xml:space="preserve">Answer Key (Teacher)</w:t>
+      </w:r>
+    </w:p>
+    <w:p>
+      <w:pPr>
+        <w:spacing w:after="40" w:before="0"/>
+      </w:pPr>
+      <w:r>
+        <w:rPr>
+          <w:b/>
+          <w:bCs/>
+        </w:rPr>
+        <w:t xml:space="preserve">1. A. The 10–25 kg package</w:t>
+      </w:r>
+    </w:p>
+    <w:p>
+      <w:pPr>
+        <w:spacing w:after="20" w:before="0"/>
+      </w:pPr>
+      <w:r>
+        <w:t xml:space="preserve">     31 pounds ≈ 0.45 × 31 ≈ 14 kilograms, which falls inside the 10–25 kilogram package.</w:t>
+      </w:r>
+    </w:p>
+    <w:p>
+      <w:pPr>
+        <w:spacing w:after="80" w:before="0"/>
       </w:pPr>
       <w:r>
         <w:rPr>
           <w:i/>
           <w:iCs/>
         </w:rPr>
-        <w:t xml:space="preserve">Which step has the mistake? Explain and fix it:</w:t>
-      </w:r>
-    </w:p>
-    <w:p>
-      <w:pPr>
-        <w:spacing w:after="60" w:before="120"/>
-      </w:pPr>
-      <w:r>
-        <w:rPr>
-          <w:color w:val="BBBBBB"/>
-        </w:rPr>
-        <w:t xml:space="preserve">______________________________________________________________________</w:t>
-      </w:r>
-    </w:p>
-    <w:p>
-      <w:pPr>
-        <w:spacing w:after="60" w:before="120"/>
-      </w:pPr>
-      <w:r>
-        <w:rPr>
-          <w:color w:val="BBBBBB"/>
-        </w:rPr>
-        <w:t xml:space="preserve">______________________________________________________________________</w:t>
-      </w:r>
-    </w:p>
-    <w:p>
-      <w:pPr>
-        <w:spacing w:after="60" w:before="120"/>
-      </w:pPr>
-      <w:r>
-        <w:rPr>
-          <w:color w:val="BBBBBB"/>
-        </w:rPr>
-        <w:t xml:space="preserve">______________________________________________________________________</w:t>
+        <w:t xml:space="preserve">     Watch for: A common mistake converting between systems is comparing the bare numbers without converting at all — deciding that 5 kilometers and 5 miles are the same distance because both say 5. They are not: 5 kilometers ≈ 3 miles. A second mistake is writing = instead of ≈. Conversion factors between systems are rounded (1 mile is about 1.609344 kilometers), so the result is approximate no matter how carefully you multiply.</w:t>
+      </w:r>
+    </w:p>
+    <w:p>
+      <w:pPr>
+        <w:spacing w:after="40" w:before="0"/>
+      </w:pPr>
+      <w:r>
+        <w:rPr>
+          <w:b/>
+          <w:bCs/>
+        </w:rPr>
+        <w:t xml:space="preserve">2. Find the error</w:t>
+      </w:r>
+    </w:p>
+    <w:p>
+      <w:pPr>
+        <w:spacing w:after="20" w:before="0"/>
+      </w:pPr>
+      <w:r>
+        <w:t xml:space="preserve">     The mistake is in Step 4.</w:t>
+      </w:r>
+    </w:p>
+    <w:p>
+      <w:pPr>
+        <w:spacing w:after="20" w:before="0"/>
+      </w:pPr>
+      <w:r>
+        <w:t xml:space="preserve">     Correct work: Step 3 claims an exact equality. The conversion factor 0.45 is rounded (1 pound is about 0.4536 kilogram), so the result must be written 2 pounds ≈ 0.9 kilogram.</w:t>
       </w:r>
     </w:p>
     <w:p>
@@ -808,73 +1223,7 @@
         <w:spacing w:after="80" w:before="0"/>
       </w:pPr>
       <w:r>
-        <w:rPr>
-          <w:b/>
-          <w:bCs/>
-        </w:rPr>
-        <w:t xml:space="preserve">4. </w:t>
-      </w:r>
-    </w:p>
-    <w:p>
-      <w:pPr>
-        <w:spacing w:after="60" w:before="120"/>
-      </w:pPr>
-      <w:r>
-        <w:rPr>
-          <w:color w:val="BBBBBB"/>
-        </w:rPr>
-        <w:t xml:space="preserve">______________________________________________________________________</w:t>
-      </w:r>
-    </w:p>
-    <w:p>
-      <w:pPr>
-        <w:spacing w:after="60" w:before="120"/>
-      </w:pPr>
-      <w:r>
-        <w:rPr>
-          <w:color w:val="BBBBBB"/>
-        </w:rPr>
-        <w:t xml:space="preserve">______________________________________________________________________</w:t>
-      </w:r>
-    </w:p>
-    <w:p>
-      <w:pPr>
-        <w:spacing w:after="60" w:before="120"/>
-      </w:pPr>
-      <w:r>
-        <w:rPr>
-          <w:color w:val="BBBBBB"/>
-        </w:rPr>
-        <w:t xml:space="preserve">______________________________________________________________________</w:t>
-      </w:r>
-    </w:p>
-    <w:p>
-      <w:pPr>
-        <w:spacing w:after="60" w:before="120"/>
-      </w:pPr>
-      <w:r>
-        <w:rPr>
-          <w:color w:val="BBBBBB"/>
-        </w:rPr>
-        <w:t xml:space="preserve">______________________________________________________________________</w:t>
-      </w:r>
-    </w:p>
-    <w:p>
-      <w:r>
-        <w:br w:type="page"/>
-      </w:r>
-    </w:p>
-    <w:p>
-      <w:pPr>
-        <w:pStyle w:val="Heading1"/>
-        <w:spacing w:after="120"/>
-      </w:pPr>
-      <w:r>
-        <w:rPr>
-          <w:b/>
-          <w:bCs/>
-        </w:rPr>
-        <w:t xml:space="preserve">Answer Key (Teacher)</w:t>
+        <w:t xml:space="preserve">     Watch for: Conversions between systems are approximations. Using = instead of ≈ claims a precision the conversion factor never had.</w:t>
       </w:r>
     </w:p>
     <w:p>
@@ -886,7 +1235,7 @@
           <w:b/>
           <w:bCs/>
         </w:rPr>
-        <w:t xml:space="preserve">1. A. The car</w:t>
+        <w:t xml:space="preserve">3. Open response — answers will vary.</w:t>
       </w:r>
     </w:p>
     <w:p>
@@ -894,7 +1243,27 @@
         <w:spacing w:after="20" w:before="0"/>
       </w:pPr>
       <w:r>
-        <w:t xml:space="preserve">     Car: 150÷3 = 50 mph. Bus: 200÷5 = 40 mph. The car travels faster at 50 mph vs. 40 mph.</w:t>
+        <w:t xml:space="preserve">     Sample: First convert one car's mass into pounds so both amounts share a unit: 1,524 × 2.2 ≈ 3,353 pounds per car. Then divide the bridge's capacity by the weight of one car: 35,924,000 ÷ 3,353 ≈ 10,700 cars. The answer is an estimate for two reasons: the conversion factor 2.2 is rounded (1 kilogram is about 2.2046 pounds), and 1,524 kilograms is itself an average car mass, not an exact one. Reporting 'about 10,700 cars' is honest; reporting 10,714.6 cars would claim precision the inputs never had.</w:t>
+      </w:r>
+    </w:p>
+    <w:p>
+      <w:pPr>
+        <w:spacing w:after="40" w:before="0"/>
+      </w:pPr>
+      <w:r>
+        <w:rPr>
+          <w:b/>
+          <w:bCs/>
+        </w:rPr>
+        <w:t xml:space="preserve">4. A. 10.16 cm</w:t>
+      </w:r>
+    </w:p>
+    <w:p>
+      <w:pPr>
+        <w:spacing w:after="20" w:before="0"/>
+      </w:pPr>
+      <w:r>
+        <w:t xml:space="preserve">     Scale the conversion factor by 4: 2.54 × 4 = 10.16 centimeters.</w:t>
       </w:r>
     </w:p>
     <w:p>
@@ -906,107 +1275,7 @@
           <w:i/>
           <w:iCs/>
         </w:rPr>
-        <w:t xml:space="preserve">     Watch for: A common mistake in Ratio and Rate Problem Solving is dividing in the wrong order when setting up the unit rate — for example, finding "minutes per smoothie" (6 ÷ 18) instead of "smoothies per minute" (18 ÷ 6) — or using addition instead of multiplication to scale the unit rate, like adding $0.75 + 10 instead of multiplying $0.75 × 10. Before you submit, check: does your unit rate match the units the question is asking for, and did you multiply (not add) to scale it to the new amount?</w:t>
-      </w:r>
-    </w:p>
-    <w:p>
-      <w:pPr>
-        <w:spacing w:after="40" w:before="0"/>
-      </w:pPr>
-      <w:r>
-        <w:rPr>
-          <w:b/>
-          <w:bCs/>
-        </w:rPr>
-        <w:t xml:space="preserve">2. Spot the Smoothie Mistake</w:t>
-      </w:r>
-    </w:p>
-    <w:p>
-      <w:pPr>
-        <w:spacing w:after="20" w:before="0"/>
-      </w:pPr>
-      <w:r>
-        <w:t xml:space="preserve">     The mistake is in Step 2.</w:t>
-      </w:r>
-    </w:p>
-    <w:p>
-      <w:pPr>
-        <w:spacing w:after="20" w:before="0"/>
-      </w:pPr>
-      <w:r>
-        <w:t xml:space="preserve">     Correct work: The unit rate was divided in the wrong order. The question asks for smoothies, so find smoothies per minute: 18 smoothies ÷ 6 minutes = 3 smoothies per minute. Then 3 × 10 = 30 smoothies in 10 minutes.</w:t>
-      </w:r>
-    </w:p>
-    <w:p>
-      <w:pPr>
-        <w:spacing w:after="80" w:before="0"/>
-      </w:pPr>
-      <w:r>
-        <w:t xml:space="preserve">     Watch for: The unit rate step divides 6 minutes by 18 smoothies, which answers 'how long per smoothie' when the question asks how many smoothies. Put the quantity you want on top: 18 ÷ 6 = 3 smoothies per minute, so 3 × 10 = 30 smoothies in 10 minutes.</w:t>
-      </w:r>
-    </w:p>
-    <w:p>
-      <w:pPr>
-        <w:spacing w:after="40" w:before="0"/>
-      </w:pPr>
-      <w:r>
-        <w:rPr>
-          <w:b/>
-          <w:bCs/>
-        </w:rPr>
-        <w:t xml:space="preserve">3. Find Mia's Mistake</w:t>
-      </w:r>
-    </w:p>
-    <w:p>
-      <w:pPr>
-        <w:spacing w:after="20" w:before="0"/>
-      </w:pPr>
-      <w:r>
-        <w:t xml:space="preserve">     The mistake is in Step 3.</w:t>
-      </w:r>
-    </w:p>
-    <w:p>
-      <w:pPr>
-        <w:spacing w:after="20" w:before="0"/>
-      </w:pPr>
-      <w:r>
-        <w:t xml:space="preserve">     Correct work: $0.75 × 10 = $7.50 (multiply the unit rate, don't add)</w:t>
-      </w:r>
-    </w:p>
-    <w:p>
-      <w:pPr>
-        <w:spacing w:after="80" w:before="0"/>
-      </w:pPr>
-      <w:r>
-        <w:t xml:space="preserve">     Watch for: Mia's unit rate $4.50 ÷ 6 = $0.75 per orange is correct, but she then wrote $0.75 + 10 instead of multiplying. Ten oranges at $0.75 each cost $0.75 × 10 = $7.50.</w:t>
-      </w:r>
-    </w:p>
-    <w:p>
-      <w:pPr>
-        <w:spacing w:after="40" w:before="0"/>
-      </w:pPr>
-      <w:r>
-        <w:rPr>
-          <w:b/>
-          <w:bCs/>
-        </w:rPr>
-        <w:t xml:space="preserve">4. Open response — answers will vary.</w:t>
-      </w:r>
-    </w:p>
-    <w:p>
-      <w:pPr>
-        <w:spacing w:after="20" w:before="0"/>
-      </w:pPr>
-      <w:r>
-        <w:t xml:space="preserve">     Sample: Factory A: 240 ÷ 8 = 30 widgets/hour. Factory B: 200 ÷ 5 = 40 widgets/hour. Factory B is faster. Together: (30 + 40) × 10 = 70 × 10 = 700 widgets in 10 hours.</w:t>
-      </w:r>
-    </w:p>
-    <w:p>
-      <w:pPr>
-        <w:spacing w:after="80" w:before="0"/>
-      </w:pPr>
-      <w:r>
-        <w:t xml:space="preserve">     Look for key words: 30, 40, Factory B, faster, 700, together.</w:t>
+        <w:t xml:space="preserve">     Watch for: A common mistake converting between systems is comparing the bare numbers without converting at all — deciding that 5 kilometers and 5 miles are the same distance because both say 5. They are not: 5 kilometers ≈ 3 miles. A second mistake is writing = instead of ≈. Conversion factors between systems are rounded (1 mile is about 1.609344 kilometers), so the result is approximate no matter how carefully you multiply.</w:t>
       </w:r>
     </w:p>
     <w:sectPr>
